--- a/resume.docx
+++ b/resume.docx
@@ -2,14 +2,14 @@
 <file path=word/document.xml><?xml version="1.0" encoding="utf-8"?>
 <w:document xmlns:wpc="http://schemas.microsoft.com/office/word/2010/wordprocessingCanvas" xmlns:mc="http://schemas.openxmlformats.org/markup-compatibility/2006" xmlns:o="urn:schemas-microsoft-com:office:office" xmlns:r="http://schemas.openxmlformats.org/officeDocument/2006/relationships" xmlns:m="http://schemas.openxmlformats.org/officeDocument/2006/math" xmlns:v="urn:schemas-microsoft-com:vml" xmlns:wp14="http://schemas.microsoft.com/office/word/2010/wordprocessingDrawing" xmlns:wp="http://schemas.openxmlformats.org/drawingml/2006/wordprocessingDrawing" xmlns:w10="urn:schemas-microsoft-com:office:word" xmlns:w="http://schemas.openxmlformats.org/wordprocessingml/2006/main" xmlns:w14="http://schemas.microsoft.com/office/word/2010/wordml" xmlns:w15="http://schemas.microsoft.com/office/word/2012/wordml" xmlns:wpg="http://schemas.microsoft.com/office/word/2010/wordprocessingGroup" xmlns:wpi="http://schemas.microsoft.com/office/word/2010/wordprocessingInk" xmlns:wne="http://schemas.microsoft.com/office/word/2006/wordml" xmlns:wps="http://schemas.microsoft.com/office/word/2010/wordprocessingShape" xmlns:cx="http://schemas.microsoft.com/office/drawing/2014/chartex" xmlns:cx1="http://schemas.microsoft.com/office/drawing/2015/9/8/chartex" xmlns:cx2="http://schemas.microsoft.com/office/drawing/2015/10/21/chartex" xmlns:cx3="http://schemas.microsoft.com/office/drawing/2016/5/9/chartex" xmlns:cx4="http://schemas.microsoft.com/office/drawing/2016/5/10/chartex" xmlns:cx5="http://schemas.microsoft.com/office/drawing/2016/5/11/chartex" xmlns:cx6="http://schemas.microsoft.com/office/drawing/2016/5/12/chartex" xmlns:cx7="http://schemas.microsoft.com/office/drawing/2016/5/13/chartex" xmlns:cx8="http://schemas.microsoft.com/office/drawing/2016/5/14/chartex" xmlns:aink="http://schemas.microsoft.com/office/drawing/2016/ink" xmlns:am3d="http://schemas.microsoft.com/office/drawing/2017/model3d" xmlns:w16cex="http://schemas.microsoft.com/office/word/2018/wordml/cex" xmlns:w16cid="http://schemas.microsoft.com/office/word/2016/wordml/cid" xmlns:w16="http://schemas.microsoft.com/office/word/2018/wordml" xmlns:w16sdtdh="http://schemas.microsoft.com/office/word/2020/wordml/sdtdatahash" xmlns:w16se="http://schemas.microsoft.com/office/word/2015/wordml/symex" mc:Ignorable="w14 w15 wp14">
   <w:body>
-    <w:p>
-      <w:pPr>
-        <w:spacing w:after="40" w:before="0"/>
+    <w:p xmlns:wp14="http://schemas.microsoft.com/office/word/2010/wordml" wp14:textId="77777777">
+      <w:pPr>
+        <w:spacing w:before="0" w:after="40"/>
         <w:jc w:val="center"/>
       </w:pPr>
       <w:r>
         <w:rPr>
-          <w:rFonts w:ascii="Calibri" w:cs="Calibri" w:eastAsia="Calibri" w:hAnsi="Calibri"/>
+          <w:rFonts w:ascii="Calibri" w:hAnsi="Calibri" w:eastAsia="Calibri" w:cs="Calibri"/>
           <w:b/>
           <w:bCs/>
           <w:sz w:val="32"/>
@@ -18,38 +18,150 @@
         <w:t xml:space="preserve">JUSTIN SANDOVAL</w:t>
       </w:r>
     </w:p>
-    <w:p>
-      <w:pPr>
-        <w:spacing w:after="0" w:before="0"/>
+    <w:p xmlns:wp14="http://schemas.microsoft.com/office/word/2010/wordml" wp14:textId="6304B3EB">
+      <w:pPr>
+        <w:pStyle w:val="Normal"/>
+        <w:spacing w:before="0" w:after="0"/>
         <w:jc w:val="center"/>
-      </w:pPr>
-      <w:r>
-        <w:rPr>
-          <w:rFonts w:ascii="Calibri" w:cs="Calibri" w:eastAsia="Calibri" w:hAnsi="Calibri"/>
+        <w:rPr>
+          <w:rFonts w:ascii="Calibri" w:hAnsi="Calibri" w:eastAsia="Calibri" w:cs="Calibri"/>
           <w:sz w:val="17"/>
           <w:szCs w:val="17"/>
-        </w:rPr>
-        <w:t xml:space="preserve">Brandon, FL  |  (000) 000-0000  |  your@email.com  |  linkedin.com/in/yourname  |  yourname.github.io</w:t>
-      </w:r>
-    </w:p>
-    <w:p>
-      <w:pPr>
-        <w:spacing w:after="0" w:before="120"/>
-      </w:pPr>
-      <w:r>
-        <w:t xml:space="preserve"/>
-      </w:r>
-    </w:p>
-    <w:p>
+          <w:lang w:val="en-US"/>
+        </w:rPr>
+      </w:pPr>
+      <w:r>
+        <w:rPr>
+          <w:rFonts w:ascii="Calibri" w:hAnsi="Calibri" w:eastAsia="Calibri" w:cs="Calibri"/>
+          <w:sz w:val="17"/>
+          <w:szCs w:val="17"/>
+          <w:lang w:val="en-US"/>
+        </w:rPr>
+        <w:t xml:space="preserve">Brandon, </w:t>
+      </w:r>
+      <w:r>
+        <w:rPr>
+          <w:rFonts w:ascii="Calibri" w:hAnsi="Calibri" w:eastAsia="Calibri" w:cs="Calibri"/>
+          <w:sz w:val="17"/>
+          <w:szCs w:val="17"/>
+          <w:lang w:val="en-US"/>
+        </w:rPr>
+        <w:t>FL  |</w:t>
+      </w:r>
+      <w:r>
+        <w:rPr>
+          <w:rFonts w:ascii="Calibri" w:hAnsi="Calibri" w:eastAsia="Calibri" w:cs="Calibri"/>
+          <w:sz w:val="17"/>
+          <w:szCs w:val="17"/>
+          <w:lang w:val="en-US"/>
+        </w:rPr>
+        <w:t xml:space="preserve">  (308) 249-</w:t>
+      </w:r>
+      <w:r>
+        <w:rPr>
+          <w:rFonts w:ascii="Calibri" w:hAnsi="Calibri" w:eastAsia="Calibri" w:cs="Calibri"/>
+          <w:sz w:val="17"/>
+          <w:szCs w:val="17"/>
+          <w:lang w:val="en-US"/>
+        </w:rPr>
+        <w:t>0546  |</w:t>
+      </w:r>
+      <w:r>
+        <w:rPr>
+          <w:rFonts w:ascii="Calibri" w:hAnsi="Calibri" w:eastAsia="Calibri" w:cs="Calibri"/>
+          <w:sz w:val="17"/>
+          <w:szCs w:val="17"/>
+          <w:lang w:val="en-US"/>
+        </w:rPr>
+        <w:t xml:space="preserve">  </w:t>
+      </w:r>
+      <w:r>
+        <w:rPr>
+          <w:rFonts w:ascii="Calibri" w:hAnsi="Calibri" w:eastAsia="Calibri" w:cs="Calibri"/>
+          <w:sz w:val="17"/>
+          <w:szCs w:val="17"/>
+          <w:lang w:val="en-US"/>
+        </w:rPr>
+        <w:t>justin.sandovalw@gmail.com  |</w:t>
+      </w:r>
+      <w:r>
+        <w:rPr>
+          <w:rFonts w:ascii="Calibri" w:hAnsi="Calibri" w:eastAsia="Calibri" w:cs="Calibri"/>
+          <w:sz w:val="17"/>
+          <w:szCs w:val="17"/>
+          <w:lang w:val="en-US"/>
+        </w:rPr>
+        <w:t xml:space="preserve">  </w:t>
+      </w:r>
+      <w:hyperlink r:id="R0a4945049035476a">
+        <w:r>
+          <w:rPr>
+            <w:rStyle w:val="Hyperlink"/>
+            <w:rFonts w:ascii="Calibri" w:hAnsi="Calibri" w:eastAsia="Calibri" w:cs="Calibri"/>
+            <w:sz w:val="17"/>
+            <w:szCs w:val="17"/>
+            <w:lang w:val="en-US"/>
+          </w:rPr>
+          <w:t>linkedin.com/in/</w:t>
+        </w:r>
+        <w:r>
+          <w:rPr>
+            <w:rStyle w:val="Hyperlink"/>
+            <w:rFonts w:ascii="Calibri" w:hAnsi="Calibri" w:eastAsia="Calibri" w:cs="Calibri"/>
+            <w:sz w:val="17"/>
+            <w:szCs w:val="17"/>
+            <w:lang w:val="en-US"/>
+          </w:rPr>
+          <w:t>justin-sandovalw</w:t>
+        </w:r>
+      </w:hyperlink>
+      <w:r>
+        <w:rPr>
+          <w:rFonts w:ascii="Calibri" w:hAnsi="Calibri" w:eastAsia="Calibri" w:cs="Calibri"/>
+          <w:sz w:val="17"/>
+          <w:szCs w:val="17"/>
+          <w:lang w:val="en-US"/>
+        </w:rPr>
+        <w:t xml:space="preserve"> </w:t>
+      </w:r>
+      <w:r>
+        <w:rPr>
+          <w:rFonts w:ascii="Calibri" w:hAnsi="Calibri" w:eastAsia="Calibri" w:cs="Calibri"/>
+          <w:sz w:val="17"/>
+          <w:szCs w:val="17"/>
+          <w:lang w:val="en-US"/>
+        </w:rPr>
+        <w:t xml:space="preserve">|  </w:t>
+      </w:r>
+      <w:hyperlink r:id="Ra1092e5906f34bbb">
+        <w:r>
+          <w:rPr>
+            <w:rStyle w:val="Hyperlink"/>
+            <w:rFonts w:ascii="Calibri" w:hAnsi="Calibri" w:eastAsia="Calibri" w:cs="Calibri"/>
+            <w:sz w:val="17"/>
+            <w:szCs w:val="17"/>
+            <w:lang w:val="en-US"/>
+          </w:rPr>
+          <w:t>justinsandovalw.github.io</w:t>
+        </w:r>
+      </w:hyperlink>
+    </w:p>
+    <w:p xmlns:wp14="http://schemas.microsoft.com/office/word/2010/wordml" wp14:textId="77777777">
+      <w:pPr>
+        <w:spacing w:before="120" w:after="0"/>
+      </w:pPr>
+      <w:r/>
+    </w:p>
+    <w:p xmlns:wp14="http://schemas.microsoft.com/office/word/2010/wordml" wp14:textId="77777777">
       <w:pPr>
         <w:pBdr>
           <w:bottom w:val="single" w:color="000000" w:sz="4" w:space="3"/>
         </w:pBdr>
-        <w:spacing w:after="40" w:before="160"/>
-      </w:pPr>
-      <w:r>
-        <w:rPr>
-          <w:rFonts w:ascii="Calibri" w:cs="Calibri" w:eastAsia="Calibri" w:hAnsi="Calibri"/>
+        <w:spacing w:before="160" w:after="40"/>
+      </w:pPr>
+      <w:r>
+        <w:rPr>
+          <w:rFonts w:ascii="Calibri" w:hAnsi="Calibri" w:eastAsia="Calibri" w:cs="Calibri"/>
           <w:b/>
           <w:bCs/>
           <w:sz w:val="20"/>
@@ -58,29 +170,102 @@
         <w:t xml:space="preserve">SUMMARY</w:t>
       </w:r>
     </w:p>
-    <w:p>
-      <w:pPr>
-        <w:spacing w:after="50" w:before="50"/>
-      </w:pPr>
-      <w:r>
-        <w:rPr>
-          <w:rFonts w:ascii="Calibri" w:cs="Calibri" w:eastAsia="Calibri" w:hAnsi="Calibri"/>
-          <w:sz w:val="18"/>
-          <w:szCs w:val="18"/>
-        </w:rPr>
-        <w:t xml:space="preserve">Career-transitioning cybersecurity professional with nearly 3 years of hands-on ISP field experience at Allo Fiber — including Central Office access, fiber optic infrastructure, VoIP, POTS, and IPTV over IP. Holds two Google Cybersecurity credentials (2023 &amp; 2024). Maintains a personal home lab running TrueNAS and containerized services. Actively pursuing CompTIA Security+. Seeking a Tier 1 SOC Analyst role.</w:t>
-      </w:r>
-    </w:p>
-    <w:p>
+    <w:p xmlns:wp14="http://schemas.microsoft.com/office/word/2010/wordml" wp14:textId="77777777">
+      <w:pPr>
+        <w:spacing w:before="50" w:after="50"/>
+      </w:pPr>
+      <w:r>
+        <w:rPr>
+          <w:rFonts w:ascii="Calibri" w:hAnsi="Calibri" w:eastAsia="Calibri" w:cs="Calibri"/>
+          <w:sz w:val="18"/>
+          <w:szCs w:val="18"/>
+          <w:lang w:val="en-US"/>
+        </w:rPr>
+        <w:t xml:space="preserve">Career-transitioning cybersecurity professional with </w:t>
+      </w:r>
+      <w:r>
+        <w:rPr>
+          <w:rFonts w:ascii="Calibri" w:hAnsi="Calibri" w:eastAsia="Calibri" w:cs="Calibri"/>
+          <w:sz w:val="18"/>
+          <w:szCs w:val="18"/>
+          <w:lang w:val="en-US"/>
+        </w:rPr>
+        <w:t>nearly 3</w:t>
+      </w:r>
+      <w:r>
+        <w:rPr>
+          <w:rFonts w:ascii="Calibri" w:hAnsi="Calibri" w:eastAsia="Calibri" w:cs="Calibri"/>
+          <w:sz w:val="18"/>
+          <w:szCs w:val="18"/>
+          <w:lang w:val="en-US"/>
+        </w:rPr>
+        <w:t xml:space="preserve"> years of hands-on ISP field experience at </w:t>
+      </w:r>
+      <w:r>
+        <w:rPr>
+          <w:rFonts w:ascii="Calibri" w:hAnsi="Calibri" w:eastAsia="Calibri" w:cs="Calibri"/>
+          <w:sz w:val="18"/>
+          <w:szCs w:val="18"/>
+          <w:lang w:val="en-US"/>
+        </w:rPr>
+        <w:t>Allo</w:t>
+      </w:r>
+      <w:r>
+        <w:rPr>
+          <w:rFonts w:ascii="Calibri" w:hAnsi="Calibri" w:eastAsia="Calibri" w:cs="Calibri"/>
+          <w:sz w:val="18"/>
+          <w:szCs w:val="18"/>
+          <w:lang w:val="en-US"/>
+        </w:rPr>
+        <w:t xml:space="preserve"> Fiber — including Central Office access, fiber optic infrastructure, VoIP, POTS, and IPTV over IP. Holds two Google Cybersecurity credentials (2023 &amp; 2024). </w:t>
+      </w:r>
+      <w:r>
+        <w:rPr>
+          <w:rFonts w:ascii="Calibri" w:hAnsi="Calibri" w:eastAsia="Calibri" w:cs="Calibri"/>
+          <w:sz w:val="18"/>
+          <w:szCs w:val="18"/>
+          <w:lang w:val="en-US"/>
+        </w:rPr>
+        <w:t>Maintains</w:t>
+      </w:r>
+      <w:r>
+        <w:rPr>
+          <w:rFonts w:ascii="Calibri" w:hAnsi="Calibri" w:eastAsia="Calibri" w:cs="Calibri"/>
+          <w:sz w:val="18"/>
+          <w:szCs w:val="18"/>
+          <w:lang w:val="en-US"/>
+        </w:rPr>
+        <w:t xml:space="preserve"> a personal home lab running </w:t>
+      </w:r>
+      <w:r>
+        <w:rPr>
+          <w:rFonts w:ascii="Calibri" w:hAnsi="Calibri" w:eastAsia="Calibri" w:cs="Calibri"/>
+          <w:sz w:val="18"/>
+          <w:szCs w:val="18"/>
+          <w:lang w:val="en-US"/>
+        </w:rPr>
+        <w:t>TrueNAS</w:t>
+      </w:r>
+      <w:r>
+        <w:rPr>
+          <w:rFonts w:ascii="Calibri" w:hAnsi="Calibri" w:eastAsia="Calibri" w:cs="Calibri"/>
+          <w:sz w:val="18"/>
+          <w:szCs w:val="18"/>
+          <w:lang w:val="en-US"/>
+        </w:rPr>
+        <w:t xml:space="preserve"> and containerized services. Actively pursuing CompTIA Security+. Seeking a Tier 1 SOC Analyst role.</w:t>
+      </w:r>
+    </w:p>
+    <w:p xmlns:wp14="http://schemas.microsoft.com/office/word/2010/wordml" wp14:textId="77777777">
       <w:pPr>
         <w:pBdr>
           <w:bottom w:val="single" w:color="000000" w:sz="4" w:space="3"/>
         </w:pBdr>
-        <w:spacing w:after="40" w:before="160"/>
-      </w:pPr>
-      <w:r>
-        <w:rPr>
-          <w:rFonts w:ascii="Calibri" w:cs="Calibri" w:eastAsia="Calibri" w:hAnsi="Calibri"/>
+        <w:spacing w:before="160" w:after="40"/>
+      </w:pPr>
+      <w:r>
+        <w:rPr>
+          <w:rFonts w:ascii="Calibri" w:hAnsi="Calibri" w:eastAsia="Calibri" w:cs="Calibri"/>
           <w:b/>
           <w:bCs/>
           <w:sz w:val="20"/>
@@ -89,16 +274,16 @@
         <w:t xml:space="preserve">EXPERIENCE</w:t>
       </w:r>
     </w:p>
-    <w:p>
+    <w:p xmlns:wp14="http://schemas.microsoft.com/office/word/2010/wordml" wp14:textId="77777777">
       <w:pPr>
         <w:tabs>
           <w:tab w:val="right" w:pos="9360"/>
         </w:tabs>
-        <w:spacing w:after="20" w:before="100"/>
-      </w:pPr>
-      <w:r>
-        <w:rPr>
-          <w:rFonts w:ascii="Calibri" w:cs="Calibri" w:eastAsia="Calibri" w:hAnsi="Calibri"/>
+        <w:spacing w:before="100" w:after="20"/>
+      </w:pPr>
+      <w:r>
+        <w:rPr>
+          <w:rFonts w:ascii="Calibri" w:hAnsi="Calibri" w:eastAsia="Calibri" w:cs="Calibri"/>
           <w:b/>
           <w:bCs/>
           <w:sz w:val="19"/>
@@ -108,7 +293,7 @@
       </w:r>
       <w:r>
         <w:rPr>
-          <w:rFonts w:ascii="Calibri" w:cs="Calibri" w:eastAsia="Calibri" w:hAnsi="Calibri"/>
+          <w:rFonts w:ascii="Calibri" w:hAnsi="Calibri" w:eastAsia="Calibri" w:cs="Calibri"/>
           <w:i/>
           <w:iCs/>
           <w:sz w:val="19"/>
@@ -118,131 +303,167 @@
       </w:r>
       <w:r>
         <w:rPr>
-          <w:rFonts w:ascii="Calibri" w:cs="Calibri" w:eastAsia="Calibri" w:hAnsi="Calibri"/>
+          <w:rFonts w:ascii="Calibri" w:hAnsi="Calibri" w:eastAsia="Calibri" w:cs="Calibri"/>
           <w:sz w:val="18"/>
           <w:szCs w:val="18"/>
         </w:rPr>
         <w:t xml:space="preserve">	2025 – Present</w:t>
       </w:r>
     </w:p>
-    <w:p>
+    <w:p xmlns:wp14="http://schemas.microsoft.com/office/word/2010/wordml" wp14:textId="77777777">
       <w:pPr>
         <w:pStyle w:val="ListParagraph"/>
         <w:numPr>
           <w:ilvl w:val="0"/>
           <w:numId w:val="2"/>
         </w:numPr>
-        <w:spacing w:after="14" w:before="14"/>
-      </w:pPr>
-      <w:r>
-        <w:rPr>
-          <w:rFonts w:ascii="Calibri" w:cs="Calibri" w:eastAsia="Calibri" w:hAnsi="Calibri"/>
-          <w:sz w:val="18"/>
-          <w:szCs w:val="18"/>
-        </w:rPr>
-        <w:t xml:space="preserve">Maintained income following a layoff while actively pursuing a cybersecurity career transition — studying for CompTIA Security+ and building home lab skills</w:t>
-      </w:r>
-    </w:p>
-    <w:p>
+        <w:spacing w:before="14" w:after="14"/>
+        <w:rPr/>
+      </w:pPr>
+      <w:r>
+        <w:rPr>
+          <w:rFonts w:ascii="Calibri" w:hAnsi="Calibri" w:eastAsia="Calibri" w:cs="Calibri"/>
+          <w:sz w:val="18"/>
+          <w:szCs w:val="18"/>
+          <w:lang w:val="en-US"/>
+        </w:rPr>
+        <w:t>Maintained</w:t>
+      </w:r>
+      <w:r>
+        <w:rPr>
+          <w:rFonts w:ascii="Calibri" w:hAnsi="Calibri" w:eastAsia="Calibri" w:cs="Calibri"/>
+          <w:sz w:val="18"/>
+          <w:szCs w:val="18"/>
+          <w:lang w:val="en-US"/>
+        </w:rPr>
+        <w:t xml:space="preserve"> income following a layoff while actively pursuing a cybersecurity career transition — studying for CompTIA Security+ and building home lab skills</w:t>
+      </w:r>
+    </w:p>
+    <w:p xmlns:wp14="http://schemas.microsoft.com/office/word/2010/wordml" wp14:textId="77777777">
       <w:pPr>
         <w:tabs>
           <w:tab w:val="right" w:pos="9360"/>
         </w:tabs>
-        <w:spacing w:after="20" w:before="100"/>
-      </w:pPr>
-      <w:r>
-        <w:rPr>
-          <w:rFonts w:ascii="Calibri" w:cs="Calibri" w:eastAsia="Calibri" w:hAnsi="Calibri"/>
-          <w:b/>
-          <w:bCs/>
+        <w:spacing w:before="100" w:after="20"/>
+      </w:pPr>
+      <w:r>
+        <w:rPr>
+          <w:rFonts w:ascii="Calibri" w:hAnsi="Calibri" w:eastAsia="Calibri" w:cs="Calibri"/>
+          <w:b w:val="1"/>
+          <w:bCs w:val="1"/>
           <w:sz w:val="19"/>
           <w:szCs w:val="19"/>
-        </w:rPr>
-        <w:t xml:space="preserve">Residential Installation Technician</w:t>
-      </w:r>
-      <w:r>
-        <w:rPr>
-          <w:rFonts w:ascii="Calibri" w:cs="Calibri" w:eastAsia="Calibri" w:hAnsi="Calibri"/>
-          <w:i/>
-          <w:iCs/>
+          <w:lang w:val="en-US"/>
+        </w:rPr>
+        <w:t>Residential Installation Technician</w:t>
+      </w:r>
+      <w:r>
+        <w:rPr>
+          <w:rFonts w:ascii="Calibri" w:hAnsi="Calibri" w:eastAsia="Calibri" w:cs="Calibri"/>
+          <w:i w:val="1"/>
+          <w:iCs w:val="1"/>
           <w:sz w:val="19"/>
           <w:szCs w:val="19"/>
-        </w:rPr>
-        <w:t xml:space="preserve"> — Allo Fiber</w:t>
-      </w:r>
-      <w:r>
-        <w:rPr>
-          <w:rFonts w:ascii="Calibri" w:cs="Calibri" w:eastAsia="Calibri" w:hAnsi="Calibri"/>
-          <w:sz w:val="18"/>
-          <w:szCs w:val="18"/>
-        </w:rPr>
-        <w:t xml:space="preserve">	2022 – 2025</w:t>
-      </w:r>
-    </w:p>
-    <w:p>
+          <w:lang w:val="en-US"/>
+        </w:rPr>
+        <w:t xml:space="preserve"> — </w:t>
+      </w:r>
+      <w:r>
+        <w:rPr>
+          <w:rFonts w:ascii="Calibri" w:hAnsi="Calibri" w:eastAsia="Calibri" w:cs="Calibri"/>
+          <w:i w:val="1"/>
+          <w:iCs w:val="1"/>
+          <w:sz w:val="19"/>
+          <w:szCs w:val="19"/>
+          <w:lang w:val="en-US"/>
+        </w:rPr>
+        <w:t>Allo</w:t>
+      </w:r>
+      <w:r>
+        <w:rPr>
+          <w:rFonts w:ascii="Calibri" w:hAnsi="Calibri" w:eastAsia="Calibri" w:cs="Calibri"/>
+          <w:i w:val="1"/>
+          <w:iCs w:val="1"/>
+          <w:sz w:val="19"/>
+          <w:szCs w:val="19"/>
+          <w:lang w:val="en-US"/>
+        </w:rPr>
+        <w:t xml:space="preserve"> Fiber</w:t>
+      </w:r>
+      <w:r>
+        <w:rPr>
+          <w:rFonts w:ascii="Calibri" w:hAnsi="Calibri" w:eastAsia="Calibri" w:cs="Calibri"/>
+          <w:sz w:val="18"/>
+          <w:szCs w:val="18"/>
+          <w:lang w:val="en-US"/>
+        </w:rPr>
+        <w:t>2022 – 2025</w:t>
+      </w:r>
+    </w:p>
+    <w:p xmlns:wp14="http://schemas.microsoft.com/office/word/2010/wordml" wp14:textId="77777777">
       <w:pPr>
         <w:pStyle w:val="ListParagraph"/>
         <w:numPr>
           <w:ilvl w:val="0"/>
           <w:numId w:val="2"/>
         </w:numPr>
-        <w:spacing w:after="14" w:before="14"/>
-      </w:pPr>
-      <w:r>
-        <w:rPr>
-          <w:rFonts w:ascii="Calibri" w:cs="Calibri" w:eastAsia="Calibri" w:hAnsi="Calibri"/>
+        <w:spacing w:before="14" w:after="14"/>
+      </w:pPr>
+      <w:r>
+        <w:rPr>
+          <w:rFonts w:ascii="Calibri" w:hAnsi="Calibri" w:eastAsia="Calibri" w:cs="Calibri"/>
           <w:sz w:val="18"/>
           <w:szCs w:val="18"/>
         </w:rPr>
         <w:t xml:space="preserve">Installed and troubleshot fiber optic internet, POTS, VoIP, and IPTV systems for residential customers; worked inside the Central Office with core ISP switching and routing infrastructure</w:t>
       </w:r>
     </w:p>
-    <w:p>
+    <w:p xmlns:wp14="http://schemas.microsoft.com/office/word/2010/wordml" wp14:textId="77777777">
       <w:pPr>
         <w:pStyle w:val="ListParagraph"/>
         <w:numPr>
           <w:ilvl w:val="0"/>
           <w:numId w:val="2"/>
         </w:numPr>
-        <w:spacing w:after="14" w:before="14"/>
-      </w:pPr>
-      <w:r>
-        <w:rPr>
-          <w:rFonts w:ascii="Calibri" w:cs="Calibri" w:eastAsia="Calibri" w:hAnsi="Calibri"/>
+        <w:spacing w:before="14" w:after="14"/>
+      </w:pPr>
+      <w:r>
+        <w:rPr>
+          <w:rFonts w:ascii="Calibri" w:hAnsi="Calibri" w:eastAsia="Calibri" w:cs="Calibri"/>
           <w:sz w:val="18"/>
           <w:szCs w:val="18"/>
         </w:rPr>
         <w:t xml:space="preserve">Hands-on with ONT devices, fiber cabling, routers, VoIP/IP phone adapters, and IPTV set-top boxes; built direct familiarity with multicast traffic, SIP, DHCP, and QoS in a live ISP environment</w:t>
       </w:r>
     </w:p>
-    <w:p>
+    <w:p xmlns:wp14="http://schemas.microsoft.com/office/word/2010/wordml" wp14:textId="77777777">
       <w:pPr>
         <w:pStyle w:val="ListParagraph"/>
         <w:numPr>
           <w:ilvl w:val="0"/>
           <w:numId w:val="2"/>
         </w:numPr>
-        <w:spacing w:after="14" w:before="14"/>
-      </w:pPr>
-      <w:r>
-        <w:rPr>
-          <w:rFonts w:ascii="Calibri" w:cs="Calibri" w:eastAsia="Calibri" w:hAnsi="Calibri"/>
+        <w:spacing w:before="14" w:after="14"/>
+      </w:pPr>
+      <w:r>
+        <w:rPr>
+          <w:rFonts w:ascii="Calibri" w:hAnsi="Calibri" w:eastAsia="Calibri" w:cs="Calibri"/>
           <w:sz w:val="18"/>
           <w:szCs w:val="18"/>
         </w:rPr>
         <w:t xml:space="preserve">Diagnosed signal integrity issues and network faults using systematic root-cause analysis; consistently met SLA targets while managing a full independent dispatch schedule</w:t>
       </w:r>
     </w:p>
-    <w:p>
+    <w:p xmlns:wp14="http://schemas.microsoft.com/office/word/2010/wordml" wp14:textId="77777777">
       <w:pPr>
         <w:pBdr>
           <w:bottom w:val="single" w:color="000000" w:sz="4" w:space="3"/>
         </w:pBdr>
-        <w:spacing w:after="40" w:before="160"/>
-      </w:pPr>
-      <w:r>
-        <w:rPr>
-          <w:rFonts w:ascii="Calibri" w:cs="Calibri" w:eastAsia="Calibri" w:hAnsi="Calibri"/>
+        <w:spacing w:before="160" w:after="40"/>
+      </w:pPr>
+      <w:r>
+        <w:rPr>
+          <w:rFonts w:ascii="Calibri" w:hAnsi="Calibri" w:eastAsia="Calibri" w:cs="Calibri"/>
           <w:b/>
           <w:bCs/>
           <w:sz w:val="20"/>
@@ -251,70 +472,115 @@
         <w:t xml:space="preserve">PROJECTS</w:t>
       </w:r>
     </w:p>
-    <w:p>
+    <w:p xmlns:wp14="http://schemas.microsoft.com/office/word/2010/wordml" wp14:textId="77777777">
       <w:pPr>
         <w:tabs>
           <w:tab w:val="right" w:pos="9360"/>
         </w:tabs>
-        <w:spacing w:after="20" w:before="100"/>
-      </w:pPr>
-      <w:r>
-        <w:rPr>
-          <w:rFonts w:ascii="Calibri" w:cs="Calibri" w:eastAsia="Calibri" w:hAnsi="Calibri"/>
-          <w:b/>
-          <w:bCs/>
+        <w:spacing w:before="100" w:after="20"/>
+      </w:pPr>
+      <w:r>
+        <w:rPr>
+          <w:rFonts w:ascii="Calibri" w:hAnsi="Calibri" w:eastAsia="Calibri" w:cs="Calibri"/>
+          <w:b w:val="1"/>
+          <w:bCs w:val="1"/>
           <w:sz w:val="19"/>
           <w:szCs w:val="19"/>
-        </w:rPr>
-        <w:t xml:space="preserve">Home Lab — TrueNAS + Containerized Services</w:t>
-      </w:r>
-      <w:r>
-        <w:rPr>
-          <w:rFonts w:ascii="Calibri" w:cs="Calibri" w:eastAsia="Calibri" w:hAnsi="Calibri"/>
-          <w:i/>
-          <w:iCs/>
+          <w:lang w:val="en-US"/>
+        </w:rPr>
+        <w:t xml:space="preserve">Home Lab — </w:t>
+      </w:r>
+      <w:r>
+        <w:rPr>
+          <w:rFonts w:ascii="Calibri" w:hAnsi="Calibri" w:eastAsia="Calibri" w:cs="Calibri"/>
+          <w:b w:val="1"/>
+          <w:bCs w:val="1"/>
           <w:sz w:val="19"/>
           <w:szCs w:val="19"/>
+          <w:lang w:val="en-US"/>
+        </w:rPr>
+        <w:t>TrueNAS</w:t>
+      </w:r>
+      <w:r>
+        <w:rPr>
+          <w:rFonts w:ascii="Calibri" w:hAnsi="Calibri" w:eastAsia="Calibri" w:cs="Calibri"/>
+          <w:b w:val="1"/>
+          <w:bCs w:val="1"/>
+          <w:sz w:val="19"/>
+          <w:szCs w:val="19"/>
+          <w:lang w:val="en-US"/>
+        </w:rPr>
+        <w:t xml:space="preserve"> + Containerized Services</w:t>
+      </w:r>
+      <w:r>
+        <w:rPr>
+          <w:rFonts w:ascii="Calibri" w:hAnsi="Calibri" w:eastAsia="Calibri" w:cs="Calibri"/>
+          <w:i w:val="1"/>
+          <w:iCs w:val="1"/>
+          <w:sz w:val="19"/>
+          <w:szCs w:val="19"/>
+          <w:lang w:val="en-US"/>
         </w:rPr>
         <w:t xml:space="preserve"> — Personal</w:t>
       </w:r>
       <w:r>
         <w:rPr>
-          <w:rFonts w:ascii="Calibri" w:cs="Calibri" w:eastAsia="Calibri" w:hAnsi="Calibri"/>
-          <w:sz w:val="18"/>
-          <w:szCs w:val="18"/>
-        </w:rPr>
-        <w:t xml:space="preserve">	Ongoing</w:t>
-      </w:r>
-    </w:p>
-    <w:p>
+          <w:rFonts w:ascii="Calibri" w:hAnsi="Calibri" w:eastAsia="Calibri" w:cs="Calibri"/>
+          <w:sz w:val="18"/>
+          <w:szCs w:val="18"/>
+          <w:lang w:val="en-US"/>
+        </w:rPr>
+        <w:t>Ongoing</w:t>
+      </w:r>
+    </w:p>
+    <w:p xmlns:wp14="http://schemas.microsoft.com/office/word/2010/wordml" wp14:textId="77777777">
       <w:pPr>
         <w:pStyle w:val="ListParagraph"/>
         <w:numPr>
           <w:ilvl w:val="0"/>
           <w:numId w:val="2"/>
         </w:numPr>
-        <w:spacing w:after="14" w:before="14"/>
-      </w:pPr>
-      <w:r>
-        <w:rPr>
-          <w:rFonts w:ascii="Calibri" w:cs="Calibri" w:eastAsia="Calibri" w:hAnsi="Calibri"/>
-          <w:sz w:val="18"/>
-          <w:szCs w:val="18"/>
-        </w:rPr>
-        <w:t xml:space="preserve">Self-hosted lab running TrueNAS with containerized services; hands-on management of storage pools, permissions, container networking, and system logs in a live environment</w:t>
-      </w:r>
-    </w:p>
-    <w:p>
+        <w:spacing w:before="14" w:after="14"/>
+        <w:rPr/>
+      </w:pPr>
+      <w:r>
+        <w:rPr>
+          <w:rFonts w:ascii="Calibri" w:hAnsi="Calibri" w:eastAsia="Calibri" w:cs="Calibri"/>
+          <w:sz w:val="18"/>
+          <w:szCs w:val="18"/>
+          <w:lang w:val="en-US"/>
+        </w:rPr>
+        <w:t xml:space="preserve">Self-hosted lab running </w:t>
+      </w:r>
+      <w:r>
+        <w:rPr>
+          <w:rFonts w:ascii="Calibri" w:hAnsi="Calibri" w:eastAsia="Calibri" w:cs="Calibri"/>
+          <w:sz w:val="18"/>
+          <w:szCs w:val="18"/>
+          <w:lang w:val="en-US"/>
+        </w:rPr>
+        <w:t>TrueNAS</w:t>
+      </w:r>
+      <w:r>
+        <w:rPr>
+          <w:rFonts w:ascii="Calibri" w:hAnsi="Calibri" w:eastAsia="Calibri" w:cs="Calibri"/>
+          <w:sz w:val="18"/>
+          <w:szCs w:val="18"/>
+          <w:lang w:val="en-US"/>
+        </w:rPr>
+        <w:t xml:space="preserve"> with containerized services; hands-on management of storage pools, permissions, container networking, and system logs in a live environment</w:t>
+      </w:r>
+    </w:p>
+    <w:p xmlns:wp14="http://schemas.microsoft.com/office/word/2010/wordml" wp14:textId="77777777">
       <w:pPr>
         <w:tabs>
           <w:tab w:val="right" w:pos="9360"/>
         </w:tabs>
-        <w:spacing w:after="20" w:before="100"/>
-      </w:pPr>
-      <w:r>
-        <w:rPr>
-          <w:rFonts w:ascii="Calibri" w:cs="Calibri" w:eastAsia="Calibri" w:hAnsi="Calibri"/>
+        <w:spacing w:before="100" w:after="20"/>
+      </w:pPr>
+      <w:r>
+        <w:rPr>
+          <w:rFonts w:ascii="Calibri" w:hAnsi="Calibri" w:eastAsia="Calibri" w:cs="Calibri"/>
           <w:b/>
           <w:bCs/>
           <w:sz w:val="19"/>
@@ -324,7 +590,7 @@
       </w:r>
       <w:r>
         <w:rPr>
-          <w:rFonts w:ascii="Calibri" w:cs="Calibri" w:eastAsia="Calibri" w:hAnsi="Calibri"/>
+          <w:rFonts w:ascii="Calibri" w:hAnsi="Calibri" w:eastAsia="Calibri" w:cs="Calibri"/>
           <w:i/>
           <w:iCs/>
           <w:sz w:val="19"/>
@@ -334,41 +600,79 @@
       </w:r>
       <w:r>
         <w:rPr>
-          <w:rFonts w:ascii="Calibri" w:cs="Calibri" w:eastAsia="Calibri" w:hAnsi="Calibri"/>
+          <w:rFonts w:ascii="Calibri" w:hAnsi="Calibri" w:eastAsia="Calibri" w:cs="Calibri"/>
           <w:sz w:val="18"/>
           <w:szCs w:val="18"/>
         </w:rPr>
         <w:t xml:space="preserve">	2023</w:t>
       </w:r>
     </w:p>
-    <w:p>
+    <w:p xmlns:wp14="http://schemas.microsoft.com/office/word/2010/wordml" wp14:textId="77777777">
       <w:pPr>
         <w:pStyle w:val="ListParagraph"/>
         <w:numPr>
           <w:ilvl w:val="0"/>
           <w:numId w:val="2"/>
         </w:numPr>
-        <w:spacing w:after="14" w:before="14"/>
-      </w:pPr>
-      <w:r>
-        <w:rPr>
-          <w:rFonts w:ascii="Calibri" w:cs="Calibri" w:eastAsia="Calibri" w:hAnsi="Calibri"/>
-          <w:sz w:val="18"/>
-          <w:szCs w:val="18"/>
-        </w:rPr>
-        <w:t xml:space="preserve">Captured live traffic, established baselines, and identified port scan, ARP poisoning, and DNS abuse signatures in the format expected of a Tier 1 SOC analyst</w:t>
-      </w:r>
-    </w:p>
-    <w:p>
+        <w:spacing w:before="14" w:after="14"/>
+        <w:rPr/>
+      </w:pPr>
+      <w:r>
+        <w:rPr>
+          <w:rFonts w:ascii="Calibri" w:hAnsi="Calibri" w:eastAsia="Calibri" w:cs="Calibri"/>
+          <w:sz w:val="18"/>
+          <w:szCs w:val="18"/>
+          <w:lang w:val="en-US"/>
+        </w:rPr>
+        <w:t xml:space="preserve">Captured live traffic, </w:t>
+      </w:r>
+      <w:r>
+        <w:rPr>
+          <w:rFonts w:ascii="Calibri" w:hAnsi="Calibri" w:eastAsia="Calibri" w:cs="Calibri"/>
+          <w:sz w:val="18"/>
+          <w:szCs w:val="18"/>
+          <w:lang w:val="en-US"/>
+        </w:rPr>
+        <w:t>established</w:t>
+      </w:r>
+      <w:r>
+        <w:rPr>
+          <w:rFonts w:ascii="Calibri" w:hAnsi="Calibri" w:eastAsia="Calibri" w:cs="Calibri"/>
+          <w:sz w:val="18"/>
+          <w:szCs w:val="18"/>
+          <w:lang w:val="en-US"/>
+        </w:rPr>
+        <w:t xml:space="preserve"> baselines, and </w:t>
+      </w:r>
+      <w:r>
+        <w:rPr>
+          <w:rFonts w:ascii="Calibri" w:hAnsi="Calibri" w:eastAsia="Calibri" w:cs="Calibri"/>
+          <w:sz w:val="18"/>
+          <w:szCs w:val="18"/>
+          <w:lang w:val="en-US"/>
+        </w:rPr>
+        <w:t>identified</w:t>
+      </w:r>
+      <w:r>
+        <w:rPr>
+          <w:rFonts w:ascii="Calibri" w:hAnsi="Calibri" w:eastAsia="Calibri" w:cs="Calibri"/>
+          <w:sz w:val="18"/>
+          <w:szCs w:val="18"/>
+          <w:lang w:val="en-US"/>
+        </w:rPr>
+        <w:t xml:space="preserve"> port scan, ARP poisoning, and DNS abuse signatures in the format expected of a Tier 1 SOC analyst</w:t>
+      </w:r>
+    </w:p>
+    <w:p xmlns:wp14="http://schemas.microsoft.com/office/word/2010/wordml" wp14:textId="77777777">
       <w:pPr>
         <w:pBdr>
           <w:bottom w:val="single" w:color="000000" w:sz="4" w:space="3"/>
         </w:pBdr>
-        <w:spacing w:after="40" w:before="160"/>
-      </w:pPr>
-      <w:r>
-        <w:rPr>
-          <w:rFonts w:ascii="Calibri" w:cs="Calibri" w:eastAsia="Calibri" w:hAnsi="Calibri"/>
+        <w:spacing w:before="160" w:after="40"/>
+      </w:pPr>
+      <w:r>
+        <w:rPr>
+          <w:rFonts w:ascii="Calibri" w:hAnsi="Calibri" w:eastAsia="Calibri" w:cs="Calibri"/>
           <w:b/>
           <w:bCs/>
           <w:sz w:val="20"/>
@@ -377,103 +681,181 @@
         <w:t xml:space="preserve">CERTIFICATIONS &amp; EDUCATION</w:t>
       </w:r>
     </w:p>
-    <w:p>
-      <w:pPr>
-        <w:spacing w:after="14" w:before="80"/>
-      </w:pPr>
-      <w:r>
-        <w:rPr>
-          <w:rFonts w:ascii="Calibri" w:cs="Calibri" w:eastAsia="Calibri" w:hAnsi="Calibri"/>
-          <w:b/>
-          <w:bCs/>
-          <w:sz w:val="18"/>
-          <w:szCs w:val="18"/>
-        </w:rPr>
-        <w:t xml:space="preserve">Google Cybersecurity Certificate</w:t>
-      </w:r>
-      <w:r>
-        <w:rPr>
-          <w:rFonts w:ascii="Calibri" w:cs="Calibri" w:eastAsia="Calibri" w:hAnsi="Calibri"/>
-          <w:sz w:val="18"/>
-          <w:szCs w:val="18"/>
-        </w:rPr>
-        <w:t xml:space="preserve"> — Coursera / Google  |  Sept. 2023</w:t>
-      </w:r>
-    </w:p>
-    <w:p>
+    <w:p xmlns:wp14="http://schemas.microsoft.com/office/word/2010/wordml" wp14:textId="77777777">
+      <w:pPr>
+        <w:spacing w:before="80" w:after="14"/>
+      </w:pPr>
+      <w:r>
+        <w:rPr>
+          <w:rFonts w:ascii="Calibri" w:hAnsi="Calibri" w:eastAsia="Calibri" w:cs="Calibri"/>
+          <w:b w:val="1"/>
+          <w:bCs w:val="1"/>
+          <w:sz w:val="18"/>
+          <w:szCs w:val="18"/>
+          <w:lang w:val="en-US"/>
+        </w:rPr>
+        <w:t>Google Cybersecurity Certificate</w:t>
+      </w:r>
+      <w:r>
+        <w:rPr>
+          <w:rFonts w:ascii="Calibri" w:hAnsi="Calibri" w:eastAsia="Calibri" w:cs="Calibri"/>
+          <w:sz w:val="18"/>
+          <w:szCs w:val="18"/>
+          <w:lang w:val="en-US"/>
+        </w:rPr>
+        <w:t xml:space="preserve"> — Coursera / </w:t>
+      </w:r>
+      <w:r>
+        <w:rPr>
+          <w:rFonts w:ascii="Calibri" w:hAnsi="Calibri" w:eastAsia="Calibri" w:cs="Calibri"/>
+          <w:sz w:val="18"/>
+          <w:szCs w:val="18"/>
+          <w:lang w:val="en-US"/>
+        </w:rPr>
+        <w:t>Google  |</w:t>
+      </w:r>
+      <w:r>
+        <w:rPr>
+          <w:rFonts w:ascii="Calibri" w:hAnsi="Calibri" w:eastAsia="Calibri" w:cs="Calibri"/>
+          <w:sz w:val="18"/>
+          <w:szCs w:val="18"/>
+          <w:lang w:val="en-US"/>
+        </w:rPr>
+        <w:t xml:space="preserve">  Sept. 2023</w:t>
+      </w:r>
+    </w:p>
+    <w:p xmlns:wp14="http://schemas.microsoft.com/office/word/2010/wordml" wp14:textId="77777777">
       <w:pPr>
         <w:pStyle w:val="ListParagraph"/>
         <w:numPr>
           <w:ilvl w:val="0"/>
           <w:numId w:val="2"/>
         </w:numPr>
-        <w:spacing w:after="14" w:before="14"/>
-      </w:pPr>
-      <w:r>
-        <w:rPr>
-          <w:rFonts w:ascii="Calibri" w:cs="Calibri" w:eastAsia="Calibri" w:hAnsi="Calibri"/>
+        <w:spacing w:before="14" w:after="14"/>
+      </w:pPr>
+      <w:r>
+        <w:rPr>
+          <w:rFonts w:ascii="Calibri" w:hAnsi="Calibri" w:eastAsia="Calibri" w:cs="Calibri"/>
           <w:sz w:val="18"/>
           <w:szCs w:val="18"/>
         </w:rPr>
         <w:t xml:space="preserve">Courses: Foundations of Cybersecurity · Play It Safe: Manage Security Risks · Connect and Protect: Networks and Network Security · Tools of the Trade: Linux and SQL · Assets, Threats, and Vulnerabilities · Sound the Alarm: Detection and Response · Automate Cybersecurity Tasks with Python · Put It to Work: Prepare for Cybersecurity Jobs</w:t>
       </w:r>
     </w:p>
-    <w:p>
-      <w:pPr>
-        <w:spacing w:after="14" w:before="60"/>
-      </w:pPr>
-      <w:r>
-        <w:rPr>
-          <w:rFonts w:ascii="Calibri" w:cs="Calibri" w:eastAsia="Calibri" w:hAnsi="Calibri"/>
-          <w:b/>
-          <w:bCs/>
-          <w:sz w:val="18"/>
-          <w:szCs w:val="18"/>
-        </w:rPr>
-        <w:t xml:space="preserve">Google Cybersecurity Specialization (2nd credential)</w:t>
-      </w:r>
-      <w:r>
-        <w:rPr>
-          <w:rFonts w:ascii="Calibri" w:cs="Calibri" w:eastAsia="Calibri" w:hAnsi="Calibri"/>
-          <w:sz w:val="18"/>
-          <w:szCs w:val="18"/>
-        </w:rPr>
-        <w:t xml:space="preserve"> — Coursera / Google  |  May 2024</w:t>
-      </w:r>
-    </w:p>
-    <w:p>
-      <w:pPr>
-        <w:spacing w:after="14" w:before="60"/>
-      </w:pPr>
-      <w:r>
-        <w:rPr>
-          <w:rFonts w:ascii="Calibri" w:cs="Calibri" w:eastAsia="Calibri" w:hAnsi="Calibri"/>
-          <w:b/>
-          <w:bCs/>
-          <w:sz w:val="18"/>
-          <w:szCs w:val="18"/>
-        </w:rPr>
-        <w:t xml:space="preserve">CompTIA Security+</w:t>
-      </w:r>
-      <w:r>
-        <w:rPr>
-          <w:rFonts w:ascii="Calibri" w:cs="Calibri" w:eastAsia="Calibri" w:hAnsi="Calibri"/>
-          <w:sz w:val="18"/>
-          <w:szCs w:val="18"/>
-        </w:rPr>
-        <w:t xml:space="preserve"> — In Progress  |  JavaScript (High School CS, 1 yr)  |  High School Diploma</w:t>
-      </w:r>
-    </w:p>
-    <w:p>
+    <w:p xmlns:wp14="http://schemas.microsoft.com/office/word/2010/wordml" wp14:textId="77777777">
+      <w:pPr>
+        <w:spacing w:before="60" w:after="14"/>
+      </w:pPr>
+      <w:r>
+        <w:rPr>
+          <w:rFonts w:ascii="Calibri" w:hAnsi="Calibri" w:eastAsia="Calibri" w:cs="Calibri"/>
+          <w:b w:val="1"/>
+          <w:bCs w:val="1"/>
+          <w:sz w:val="18"/>
+          <w:szCs w:val="18"/>
+          <w:lang w:val="en-US"/>
+        </w:rPr>
+        <w:t>Google Cybersecurity Specialization (2nd credential)</w:t>
+      </w:r>
+      <w:r>
+        <w:rPr>
+          <w:rFonts w:ascii="Calibri" w:hAnsi="Calibri" w:eastAsia="Calibri" w:cs="Calibri"/>
+          <w:sz w:val="18"/>
+          <w:szCs w:val="18"/>
+          <w:lang w:val="en-US"/>
+        </w:rPr>
+        <w:t xml:space="preserve"> — Coursera / </w:t>
+      </w:r>
+      <w:r>
+        <w:rPr>
+          <w:rFonts w:ascii="Calibri" w:hAnsi="Calibri" w:eastAsia="Calibri" w:cs="Calibri"/>
+          <w:sz w:val="18"/>
+          <w:szCs w:val="18"/>
+          <w:lang w:val="en-US"/>
+        </w:rPr>
+        <w:t>Google  |</w:t>
+      </w:r>
+      <w:r>
+        <w:rPr>
+          <w:rFonts w:ascii="Calibri" w:hAnsi="Calibri" w:eastAsia="Calibri" w:cs="Calibri"/>
+          <w:sz w:val="18"/>
+          <w:szCs w:val="18"/>
+          <w:lang w:val="en-US"/>
+        </w:rPr>
+        <w:t xml:space="preserve">  May 2024</w:t>
+      </w:r>
+    </w:p>
+    <w:p xmlns:wp14="http://schemas.microsoft.com/office/word/2010/wordml" wp14:textId="77777777">
+      <w:pPr>
+        <w:spacing w:before="60" w:after="14"/>
+      </w:pPr>
+      <w:r>
+        <w:rPr>
+          <w:rFonts w:ascii="Calibri" w:hAnsi="Calibri" w:eastAsia="Calibri" w:cs="Calibri"/>
+          <w:b w:val="1"/>
+          <w:bCs w:val="1"/>
+          <w:sz w:val="18"/>
+          <w:szCs w:val="18"/>
+          <w:lang w:val="en-US"/>
+        </w:rPr>
+        <w:t>CompTIA Security+</w:t>
+      </w:r>
+      <w:r>
+        <w:rPr>
+          <w:rFonts w:ascii="Calibri" w:hAnsi="Calibri" w:eastAsia="Calibri" w:cs="Calibri"/>
+          <w:sz w:val="18"/>
+          <w:szCs w:val="18"/>
+          <w:lang w:val="en-US"/>
+        </w:rPr>
+        <w:t xml:space="preserve"> — In </w:t>
+      </w:r>
+      <w:r>
+        <w:rPr>
+          <w:rFonts w:ascii="Calibri" w:hAnsi="Calibri" w:eastAsia="Calibri" w:cs="Calibri"/>
+          <w:sz w:val="18"/>
+          <w:szCs w:val="18"/>
+          <w:lang w:val="en-US"/>
+        </w:rPr>
+        <w:t>Progress  |</w:t>
+      </w:r>
+      <w:r>
+        <w:rPr>
+          <w:rFonts w:ascii="Calibri" w:hAnsi="Calibri" w:eastAsia="Calibri" w:cs="Calibri"/>
+          <w:sz w:val="18"/>
+          <w:szCs w:val="18"/>
+          <w:lang w:val="en-US"/>
+        </w:rPr>
+        <w:t xml:space="preserve">  JavaScript (High School CS, 1 </w:t>
+      </w:r>
+      <w:r>
+        <w:rPr>
+          <w:rFonts w:ascii="Calibri" w:hAnsi="Calibri" w:eastAsia="Calibri" w:cs="Calibri"/>
+          <w:sz w:val="18"/>
+          <w:szCs w:val="18"/>
+          <w:lang w:val="en-US"/>
+        </w:rPr>
+        <w:t>yr)  |</w:t>
+      </w:r>
+      <w:r>
+        <w:rPr>
+          <w:rFonts w:ascii="Calibri" w:hAnsi="Calibri" w:eastAsia="Calibri" w:cs="Calibri"/>
+          <w:sz w:val="18"/>
+          <w:szCs w:val="18"/>
+          <w:lang w:val="en-US"/>
+        </w:rPr>
+        <w:t xml:space="preserve">  High School Diploma</w:t>
+      </w:r>
+    </w:p>
+    <w:p xmlns:wp14="http://schemas.microsoft.com/office/word/2010/wordml" wp14:textId="77777777">
       <w:pPr>
         <w:pBdr>
           <w:bottom w:val="single" w:color="000000" w:sz="4" w:space="3"/>
         </w:pBdr>
-        <w:spacing w:after="40" w:before="160"/>
-      </w:pPr>
-      <w:r>
-        <w:rPr>
-          <w:rFonts w:ascii="Calibri" w:cs="Calibri" w:eastAsia="Calibri" w:hAnsi="Calibri"/>
+        <w:spacing w:before="160" w:after="40"/>
+      </w:pPr>
+      <w:r>
+        <w:rPr>
+          <w:rFonts w:ascii="Calibri" w:hAnsi="Calibri" w:eastAsia="Calibri" w:cs="Calibri"/>
           <w:b/>
           <w:bCs/>
           <w:sz w:val="20"/>
@@ -482,21 +864,19 @@
         <w:t xml:space="preserve">TECHNICAL SKILLS</w:t>
       </w:r>
     </w:p>
-    <w:p>
-      <w:pPr>
-        <w:spacing w:after="0" w:before="30"/>
-      </w:pPr>
-      <w:r>
-        <w:t xml:space="preserve"/>
-      </w:r>
-    </w:p>
-    <w:p>
-      <w:pPr>
-        <w:spacing w:after="20" w:before="20"/>
-      </w:pPr>
-      <w:r>
-        <w:rPr>
-          <w:rFonts w:ascii="Calibri" w:cs="Calibri" w:eastAsia="Calibri" w:hAnsi="Calibri"/>
+    <w:p xmlns:wp14="http://schemas.microsoft.com/office/word/2010/wordml" wp14:textId="77777777">
+      <w:pPr>
+        <w:spacing w:before="30" w:after="0"/>
+      </w:pPr>
+      <w:r/>
+    </w:p>
+    <w:p xmlns:wp14="http://schemas.microsoft.com/office/word/2010/wordml" wp14:textId="77777777">
+      <w:pPr>
+        <w:spacing w:before="20" w:after="20"/>
+      </w:pPr>
+      <w:r>
+        <w:rPr>
+          <w:rFonts w:ascii="Calibri" w:hAnsi="Calibri" w:eastAsia="Calibri" w:cs="Calibri"/>
           <w:b/>
           <w:bCs/>
           <w:sz w:val="18"/>
@@ -506,20 +886,20 @@
       </w:r>
       <w:r>
         <w:rPr>
-          <w:rFonts w:ascii="Calibri" w:cs="Calibri" w:eastAsia="Calibri" w:hAnsi="Calibri"/>
+          <w:rFonts w:ascii="Calibri" w:hAnsi="Calibri" w:eastAsia="Calibri" w:cs="Calibri"/>
           <w:sz w:val="18"/>
           <w:szCs w:val="18"/>
         </w:rPr>
         <w:t xml:space="preserve">Fiber optic, ONT devices, POTS, VoIP/SIP, IPTV/multicast, TCP/IP, DNS, DHCP, QoS, router config, Central Office equipment</w:t>
       </w:r>
     </w:p>
-    <w:p>
-      <w:pPr>
-        <w:spacing w:after="20" w:before="20"/>
-      </w:pPr>
-      <w:r>
-        <w:rPr>
-          <w:rFonts w:ascii="Calibri" w:cs="Calibri" w:eastAsia="Calibri" w:hAnsi="Calibri"/>
+    <w:p xmlns:wp14="http://schemas.microsoft.com/office/word/2010/wordml" wp14:textId="77777777">
+      <w:pPr>
+        <w:spacing w:before="20" w:after="20"/>
+      </w:pPr>
+      <w:r>
+        <w:rPr>
+          <w:rFonts w:ascii="Calibri" w:hAnsi="Calibri" w:eastAsia="Calibri" w:cs="Calibri"/>
           <w:b/>
           <w:bCs/>
           <w:sz w:val="18"/>
@@ -529,34 +909,54 @@
       </w:r>
       <w:r>
         <w:rPr>
-          <w:rFonts w:ascii="Calibri" w:cs="Calibri" w:eastAsia="Calibri" w:hAnsi="Calibri"/>
+          <w:rFonts w:ascii="Calibri" w:hAnsi="Calibri" w:eastAsia="Calibri" w:cs="Calibri"/>
           <w:sz w:val="18"/>
           <w:szCs w:val="18"/>
         </w:rPr>
         <w:t xml:space="preserve">SIEM (Splunk, Chronicle), incident response, network traffic analysis, NIST, OWASP, alert triage, Wireshark</w:t>
       </w:r>
     </w:p>
-    <w:p>
-      <w:pPr>
-        <w:spacing w:after="20" w:before="20"/>
-      </w:pPr>
-      <w:r>
-        <w:rPr>
-          <w:rFonts w:ascii="Calibri" w:cs="Calibri" w:eastAsia="Calibri" w:hAnsi="Calibri"/>
-          <w:b/>
-          <w:bCs/>
-          <w:sz w:val="18"/>
-          <w:szCs w:val="18"/>
+    <w:p xmlns:wp14="http://schemas.microsoft.com/office/word/2010/wordml" wp14:textId="77777777">
+      <w:pPr>
+        <w:spacing w:before="20" w:after="20"/>
+      </w:pPr>
+      <w:r>
+        <w:rPr>
+          <w:rFonts w:ascii="Calibri" w:hAnsi="Calibri" w:eastAsia="Calibri" w:cs="Calibri"/>
+          <w:b w:val="1"/>
+          <w:bCs w:val="1"/>
+          <w:sz w:val="18"/>
+          <w:szCs w:val="18"/>
+          <w:lang w:val="en-US"/>
         </w:rPr>
         <w:t xml:space="preserve">Systems: </w:t>
       </w:r>
       <w:r>
         <w:rPr>
-          <w:rFonts w:ascii="Calibri" w:cs="Calibri" w:eastAsia="Calibri" w:hAnsi="Calibri"/>
-          <w:sz w:val="18"/>
-          <w:szCs w:val="18"/>
-        </w:rPr>
-        <w:t xml:space="preserve">Linux CLI, TrueNAS, Docker/containers, Python basics, JavaScript, SQL, Windows</w:t>
+          <w:rFonts w:ascii="Calibri" w:hAnsi="Calibri" w:eastAsia="Calibri" w:cs="Calibri"/>
+          <w:sz w:val="18"/>
+          <w:szCs w:val="18"/>
+          <w:lang w:val="en-US"/>
+        </w:rPr>
+        <w:t xml:space="preserve">Linux CLI, </w:t>
+      </w:r>
+      <w:r>
+        <w:rPr>
+          <w:rFonts w:ascii="Calibri" w:hAnsi="Calibri" w:eastAsia="Calibri" w:cs="Calibri"/>
+          <w:sz w:val="18"/>
+          <w:szCs w:val="18"/>
+          <w:lang w:val="en-US"/>
+        </w:rPr>
+        <w:t>TrueNAS</w:t>
+      </w:r>
+      <w:r>
+        <w:rPr>
+          <w:rFonts w:ascii="Calibri" w:hAnsi="Calibri" w:eastAsia="Calibri" w:cs="Calibri"/>
+          <w:sz w:val="18"/>
+          <w:szCs w:val="18"/>
+          <w:lang w:val="en-US"/>
+        </w:rPr>
+        <w:t>, Docker/containers, Python basics, JavaScript, SQL, Windows</w:t>
       </w:r>
     </w:p>
     <w:sectPr>
@@ -564,92 +964,16 @@
       <w:pgMar w:top="720" w:right="1080" w:bottom="720" w:left="1080" w:header="708" w:footer="708" w:gutter="0"/>
       <w:pgNumType/>
       <w:docGrid w:linePitch="360"/>
+      <w:cols w:num="1"/>
     </w:sectPr>
   </w:body>
 </w:document>
 </file>
 
-<file path=word/comments.xml><?xml version="1.0" encoding="utf-8"?>
-<w:comments xmlns:cx="http://schemas.microsoft.com/office/drawing/2014/chartex" xmlns:cx1="http://schemas.microsoft.com/office/drawing/2015/9/8/chartex" xmlns:cx2="http://schemas.microsoft.com/office/drawing/2015/10/21/chartex" xmlns:cx3="http://schemas.microsoft.com/office/drawing/2016/5/9/chartex" xmlns:cx4="http://schemas.microsoft.com/office/drawing/2016/5/10/chartex" xmlns:cx5="http://schemas.microsoft.com/office/drawing/2016/5/11/chartex" xmlns:cx6="http://schemas.microsoft.com/office/drawing/2016/5/12/chartex" xmlns:cx7="http://schemas.microsoft.com/office/drawing/2016/5/13/chartex" xmlns:cx8="http://schemas.microsoft.com/office/drawing/2016/5/14/chartex" xmlns:mc="http://schemas.openxmlformats.org/markup-compatibility/2006" xmlns:aink="http://schemas.microsoft.com/office/drawing/2016/ink" xmlns:am3d="http://schemas.microsoft.com/office/drawing/2017/model3d" xmlns:o="urn:schemas-microsoft-com:office:office" xmlns:r="http://schemas.openxmlformats.org/officeDocument/2006/relationships" xmlns:m="http://schemas.openxmlformats.org/officeDocument/2006/math" xmlns:v="urn:schemas-microsoft-com:vml" xmlns:wp14="http://schemas.microsoft.com/office/word/2010/wordprocessingDrawing" xmlns:wp="http://schemas.openxmlformats.org/drawingml/2006/wordprocessingDrawing" xmlns:w10="urn:schemas-microsoft-com:office:word" xmlns:w="http://schemas.openxmlformats.org/wordprocessingml/2006/main" xmlns:w14="http://schemas.microsoft.com/office/word/2010/wordml" xmlns:w15="http://schemas.microsoft.com/office/word/2012/wordml" xmlns:w16cex="http://schemas.microsoft.com/office/word/2018/wordml/cex" xmlns:w16cid="http://schemas.microsoft.com/office/word/2016/wordml/cid" xmlns:w16="http://schemas.microsoft.com/office/word/2018/wordml" xmlns:w16sdtdh="http://schemas.microsoft.com/office/word/2020/wordml/sdtdatahash" xmlns:w16se="http://schemas.microsoft.com/office/word/2015/wordml/symex" xmlns:wpg="http://schemas.microsoft.com/office/word/2010/wordprocessingGroup" xmlns:wpi="http://schemas.microsoft.com/office/word/2010/wordprocessingInk" xmlns:wne="http://schemas.microsoft.com/office/word/2006/wordml" xmlns:wps="http://schemas.microsoft.com/office/word/2010/wordprocessingShape"/>
-</file>
-
-<file path=word/endnotes.xml><?xml version="1.0" encoding="utf-8"?>
-<w:endnotes xmlns:wpc="http://schemas.microsoft.com/office/word/2010/wordprocessingCanvas" xmlns:mc="http://schemas.openxmlformats.org/markup-compatibility/2006" xmlns:o="urn:schemas-microsoft-com:office:office" xmlns:r="http://schemas.openxmlformats.org/officeDocument/2006/relationships" xmlns:m="http://schemas.openxmlformats.org/officeDocument/2006/math" xmlns:v="urn:schemas-microsoft-com:vml" xmlns:wp14="http://schemas.microsoft.com/office/word/2010/wordprocessingDrawing" xmlns:wp="http://schemas.openxmlformats.org/drawingml/2006/wordprocessingDrawing" xmlns:w10="urn:schemas-microsoft-com:office:word" xmlns:w="http://schemas.openxmlformats.org/wordprocessingml/2006/main" xmlns:w14="http://schemas.microsoft.com/office/word/2010/wordml" xmlns:w15="http://schemas.microsoft.com/office/word/2012/wordml" xmlns:wpg="http://schemas.microsoft.com/office/word/2010/wordprocessingGroup" xmlns:wpi="http://schemas.microsoft.com/office/word/2010/wordprocessingInk" xmlns:wne="http://schemas.microsoft.com/office/word/2006/wordml" xmlns:wps="http://schemas.microsoft.com/office/word/2010/wordprocessingShape" mc:Ignorable="w14 w15 wp14">
-  <w:endnote w:type="separator" w:id="-1">
-    <w:p>
-      <w:pPr>
-        <w:spacing w:after="0" w:line="240" w:lineRule="auto"/>
-      </w:pPr>
-      <w:r>
-        <w:rPr>
-          <w:rStyle w:val="EndnoteReference"/>
-        </w:rPr>
-        <w:endnoteRef/>
-      </w:r>
-      <w:r>
-        <w:separator/>
-      </w:r>
-    </w:p>
-  </w:endnote>
-  <w:endnote w:type="continuationSeparator" w:id="0">
-    <w:p>
-      <w:pPr>
-        <w:spacing w:after="0" w:line="240" w:lineRule="auto"/>
-      </w:pPr>
-      <w:r>
-        <w:rPr>
-          <w:rStyle w:val="EndnoteReference"/>
-        </w:rPr>
-        <w:endnoteRef/>
-      </w:r>
-      <w:r>
-        <w:continuationSeparator/>
-      </w:r>
-    </w:p>
-  </w:endnote>
-</w:endnotes>
-</file>
-
-<file path=word/footnotes.xml><?xml version="1.0" encoding="utf-8"?>
-<w:footnotes xmlns:wpc="http://schemas.microsoft.com/office/word/2010/wordprocessingCanvas" xmlns:mc="http://schemas.openxmlformats.org/markup-compatibility/2006" xmlns:o="urn:schemas-microsoft-com:office:office" xmlns:r="http://schemas.openxmlformats.org/officeDocument/2006/relationships" xmlns:m="http://schemas.openxmlformats.org/officeDocument/2006/math" xmlns:v="urn:schemas-microsoft-com:vml" xmlns:wp14="http://schemas.microsoft.com/office/word/2010/wordprocessingDrawing" xmlns:wp="http://schemas.openxmlformats.org/drawingml/2006/wordprocessingDrawing" xmlns:w10="urn:schemas-microsoft-com:office:word" xmlns:w="http://schemas.openxmlformats.org/wordprocessingml/2006/main" xmlns:w14="http://schemas.microsoft.com/office/word/2010/wordml" xmlns:w15="http://schemas.microsoft.com/office/word/2012/wordml" xmlns:wpg="http://schemas.microsoft.com/office/word/2010/wordprocessingGroup" xmlns:wpi="http://schemas.microsoft.com/office/word/2010/wordprocessingInk" xmlns:wne="http://schemas.microsoft.com/office/word/2006/wordml" xmlns:wps="http://schemas.microsoft.com/office/word/2010/wordprocessingShape" mc:Ignorable="w14 w15 wp14">
-  <w:footnote w:type="separator" w:id="-1">
-    <w:p>
-      <w:pPr>
-        <w:spacing w:after="0" w:line="240" w:lineRule="auto"/>
-      </w:pPr>
-      <w:r>
-        <w:rPr>
-          <w:rStyle w:val="FootnoteReference"/>
-        </w:rPr>
-        <w:footnoteRef/>
-      </w:r>
-      <w:r>
-        <w:separator/>
-      </w:r>
-    </w:p>
-  </w:footnote>
-  <w:footnote w:type="continuationSeparator" w:id="0">
-    <w:p>
-      <w:pPr>
-        <w:spacing w:after="0" w:line="240" w:lineRule="auto"/>
-      </w:pPr>
-      <w:r>
-        <w:rPr>
-          <w:rStyle w:val="FootnoteReference"/>
-        </w:rPr>
-        <w:footnoteRef/>
-      </w:r>
-      <w:r>
-        <w:continuationSeparator/>
-      </w:r>
-    </w:p>
-  </w:footnote>
-</w:footnotes>
-</file>
-
 <file path=word/numbering.xml><?xml version="1.0" encoding="utf-8"?>
 <w:numbering xmlns:wpc="http://schemas.microsoft.com/office/word/2010/wordprocessingCanvas" xmlns:mc="http://schemas.openxmlformats.org/markup-compatibility/2006" xmlns:o="urn:schemas-microsoft-com:office:office" xmlns:r="http://schemas.openxmlformats.org/officeDocument/2006/relationships" xmlns:m="http://schemas.openxmlformats.org/officeDocument/2006/math" xmlns:v="urn:schemas-microsoft-com:vml" xmlns:wp14="http://schemas.microsoft.com/office/word/2010/wordprocessingDrawing" xmlns:wp="http://schemas.openxmlformats.org/drawingml/2006/wordprocessingDrawing" xmlns:w10="urn:schemas-microsoft-com:office:word" xmlns:w="http://schemas.openxmlformats.org/wordprocessingml/2006/main" xmlns:w14="http://schemas.microsoft.com/office/word/2010/wordml" xmlns:w15="http://schemas.microsoft.com/office/word/2012/wordml" xmlns:wpg="http://schemas.microsoft.com/office/word/2010/wordprocessingGroup" xmlns:wpi="http://schemas.microsoft.com/office/word/2010/wordprocessingInk" xmlns:wne="http://schemas.microsoft.com/office/word/2006/wordml" xmlns:wps="http://schemas.microsoft.com/office/word/2010/wordprocessingShape" mc:Ignorable="w14 w15 wp14">
   <w:abstractNum w:abstractNumId="1" w15:restartNumberingAfterBreak="0">
+    <w:nsid w:val="6c6acc4e"/>
     <w:multiLevelType w:val="hybridMultilevel"/>
     <w:lvl w:ilvl="0" w15:tentative="1">
       <w:start w:val="1"/>
@@ -734,6 +1058,7 @@
     </w:lvl>
   </w:abstractNum>
   <w:abstractNum w:abstractNumId="2" w15:restartNumberingAfterBreak="0">
+    <w:nsid w:val="5999f1c0"/>
     <w:multiLevelType w:val="hybridMultilevel"/>
     <w:lvl w:ilvl="0" w15:tentative="1">
       <w:start w:val="1"/>
@@ -761,11 +1086,11 @@
 </file>
 
 <file path=word/styles.xml><?xml version="1.0" encoding="utf-8"?>
-<w:styles xmlns:mc="http://schemas.openxmlformats.org/markup-compatibility/2006" xmlns:r="http://schemas.openxmlformats.org/officeDocument/2006/relationships" xmlns:w="http://schemas.openxmlformats.org/wordprocessingml/2006/main" xmlns:w14="http://schemas.microsoft.com/office/word/2010/wordml" xmlns:w15="http://schemas.microsoft.com/office/word/2012/wordml" mc:Ignorable="w14 w15">
+<w:styles xmlns:wp14="http://schemas.microsoft.com/office/word/2010/wordprocessingDrawing" xmlns:mc="http://schemas.openxmlformats.org/markup-compatibility/2006" xmlns:r="http://schemas.openxmlformats.org/officeDocument/2006/relationships" xmlns:w="http://schemas.openxmlformats.org/wordprocessingml/2006/main" xmlns:w14="http://schemas.microsoft.com/office/word/2010/wordml" xmlns:w15="http://schemas.microsoft.com/office/word/2012/wordml" mc:Ignorable="w14 w15 wp14">
   <w:docDefaults>
     <w:rPrDefault>
       <w:rPr>
-        <w:rFonts w:ascii="Calibri" w:cs="Calibri" w:eastAsia="Calibri" w:hAnsi="Calibri"/>
+        <w:rFonts w:ascii="Calibri" w:hAnsi="Calibri" w:eastAsia="Calibri" w:cs="Calibri"/>
         <w:color w:val="000000"/>
         <w:sz w:val="18"/>
         <w:szCs w:val="18"/>
@@ -784,7 +1109,7 @@
     </w:rPr>
   </w:style>
   <w:style w:type="paragraph" w:styleId="Heading1">
-    <w:name w:val="Heading 1"/>
+    <w:name w:val="heading 1"/>
     <w:basedOn w:val="Normal"/>
     <w:next w:val="Normal"/>
     <w:qFormat/>
@@ -795,7 +1120,7 @@
     </w:rPr>
   </w:style>
   <w:style w:type="paragraph" w:styleId="Heading2">
-    <w:name w:val="Heading 2"/>
+    <w:name w:val="heading 2"/>
     <w:basedOn w:val="Normal"/>
     <w:next w:val="Normal"/>
     <w:qFormat/>
@@ -806,7 +1131,7 @@
     </w:rPr>
   </w:style>
   <w:style w:type="paragraph" w:styleId="Heading3">
-    <w:name w:val="Heading 3"/>
+    <w:name w:val="heading 3"/>
     <w:basedOn w:val="Normal"/>
     <w:next w:val="Normal"/>
     <w:qFormat/>
@@ -817,7 +1142,7 @@
     </w:rPr>
   </w:style>
   <w:style w:type="paragraph" w:styleId="Heading4">
-    <w:name w:val="Heading 4"/>
+    <w:name w:val="heading 4"/>
     <w:basedOn w:val="Normal"/>
     <w:next w:val="Normal"/>
     <w:qFormat/>
@@ -828,7 +1153,7 @@
     </w:rPr>
   </w:style>
   <w:style w:type="paragraph" w:styleId="Heading5">
-    <w:name w:val="Heading 5"/>
+    <w:name w:val="heading 5"/>
     <w:basedOn w:val="Normal"/>
     <w:next w:val="Normal"/>
     <w:qFormat/>
@@ -837,7 +1162,7 @@
     </w:rPr>
   </w:style>
   <w:style w:type="paragraph" w:styleId="Heading6">
-    <w:name w:val="Heading 6"/>
+    <w:name w:val="heading 6"/>
     <w:basedOn w:val="Normal"/>
     <w:next w:val="Normal"/>
     <w:qFormat/>
@@ -944,5 +1269,10 @@
       <w:szCs w:val="20"/>
     </w:rPr>
   </w:style>
+  <w:style xmlns:w14="http://schemas.microsoft.com/office/word/2010/wordml" xmlns:mc="http://schemas.openxmlformats.org/markup-compatibility/2006" xmlns:w="http://schemas.openxmlformats.org/wordprocessingml/2006/main" w:type="paragraph" w:styleId="Normal" w:default="1" mc:Ignorable="w14">
+    <w:name xmlns:w="http://schemas.openxmlformats.org/wordprocessingml/2006/main" w:val="Normal"/>
+    <w:uiPriority xmlns:w="http://schemas.openxmlformats.org/wordprocessingml/2006/main" w:val="0"/>
+    <w:qFormat xmlns:w="http://schemas.openxmlformats.org/wordprocessingml/2006/main"/>
+  </w:style>
 </w:styles>
 </file>
--- a/resume.docx
+++ b/resume.docx
@@ -93,7 +93,7 @@
         </w:rPr>
         <w:t xml:space="preserve">  </w:t>
       </w:r>
-      <w:hyperlink r:id="R0a4945049035476a">
+      <w:hyperlink r:id="Ra9d1e2508b2a45ca">
         <w:r>
           <w:rPr>
             <w:rStyle w:val="Hyperlink"/>
@@ -133,7 +133,7 @@
         </w:rPr>
         <w:t xml:space="preserve">|  </w:t>
       </w:r>
-      <w:hyperlink r:id="Ra1092e5906f34bbb">
+      <w:hyperlink r:id="R497de41a778a4354">
         <w:r>
           <w:rPr>
             <w:rStyle w:val="Hyperlink"/>
